--- a/app/dogovor-kuguar.docx
+++ b/app/dogovor-kuguar.docx
@@ -574,7 +574,7 @@
           <w:sz w:val="20"/>
           <w:szCs w:val="20"/>
         </w:rPr>
-        <w:t xml:space="preserve">Оплата производится в безналичном порядке тремя платежами:</w:t>
+        <w:t xml:space="preserve">Оплата производится в безналичном порядке двумя платежами — 50% предоплата и 50% окончательный расчёт при сдаче:</w:t>
       </w:r>
     </w:p>
     <w:tbl>
@@ -763,7 +763,7 @@
                 <w:sz w:val="18"/>
                 <w:szCs w:val="18"/>
               </w:rPr>
-              <w:t xml:space="preserve">10%</w:t>
+              <w:t xml:space="preserve">50%</w:t>
             </w:r>
           </w:p>
         </w:tc>
@@ -790,7 +790,7 @@
                 <w:sz w:val="18"/>
                 <w:szCs w:val="18"/>
               </w:rPr>
-              <w:t xml:space="preserve">100 000</w:t>
+              <w:t xml:space="preserve">500 000</w:t>
             </w:r>
           </w:p>
         </w:tc>
@@ -846,7 +846,7 @@
                 <w:sz w:val="18"/>
                 <w:szCs w:val="18"/>
               </w:rPr>
-              <w:t xml:space="preserve">2. Этап 1 «Сайт и кабинет» — по Акту утверждения сайта (пункты 3.2, 4.1)</w:t>
+              <w:t xml:space="preserve">2. Окончательный расчёт при сдаче — по Акту сдачи (пункты 3.3, 4.1)</w:t>
             </w:r>
           </w:p>
         </w:tc>
@@ -873,7 +873,7 @@
                 <w:sz w:val="18"/>
                 <w:szCs w:val="18"/>
               </w:rPr>
-              <w:t xml:space="preserve">45%</w:t>
+              <w:t xml:space="preserve">50%</w:t>
             </w:r>
           </w:p>
         </w:tc>
@@ -900,117 +900,7 @@
                 <w:sz w:val="18"/>
                 <w:szCs w:val="18"/>
               </w:rPr>
-              <w:t xml:space="preserve">450 000</w:t>
-            </w:r>
-          </w:p>
-        </w:tc>
-        <w:tc>
-          <w:tcPr>
-            <w:tcW w:type="dxa" w:w="2120"/>
-            <w:tcMar>
-              <w:top w:type="dxa" w:w="60"/>
-              <w:left w:type="dxa" w:w="90"/>
-              <w:bottom w:type="dxa" w:w="60"/>
-              <w:right w:type="dxa" w:w="90"/>
-            </w:tcMar>
-          </w:tcPr>
-          <w:p>
-            <w:pPr>
-              <w:spacing w:after="0" w:before="0" w:line="264"/>
-              <w:jc w:val="left"/>
-            </w:pPr>
-            <w:r>
-              <w:rPr>
-                <w:rFonts w:ascii="Arial" w:cs="Arial" w:eastAsia="Arial" w:hAnsi="Arial"/>
-                <w:b w:val="false"/>
-                <w:bCs w:val="false"/>
-                <w:sz w:val="18"/>
-                <w:szCs w:val="18"/>
-              </w:rPr>
-              <w:t xml:space="preserve">5 рабочих дней с даты подписания Акта этапа (пункт 4.6)</w:t>
-            </w:r>
-          </w:p>
-        </w:tc>
-      </w:tr>
-      <w:tr>
-        <w:tc>
-          <w:tcPr>
-            <w:tcW w:type="dxa" w:w="5012"/>
-            <w:tcMar>
-              <w:top w:type="dxa" w:w="60"/>
-              <w:left w:type="dxa" w:w="90"/>
-              <w:bottom w:type="dxa" w:w="60"/>
-              <w:right w:type="dxa" w:w="90"/>
-            </w:tcMar>
-          </w:tcPr>
-          <w:p>
-            <w:pPr>
-              <w:spacing w:after="0" w:before="0" w:line="264"/>
-              <w:jc w:val="left"/>
-            </w:pPr>
-            <w:r>
-              <w:rPr>
-                <w:rFonts w:ascii="Arial" w:cs="Arial" w:eastAsia="Arial" w:hAnsi="Arial"/>
-                <w:b w:val="false"/>
-                <w:bCs w:val="false"/>
-                <w:sz w:val="18"/>
-                <w:szCs w:val="18"/>
-              </w:rPr>
-              <w:t xml:space="preserve">3. Этап 2 «CRM, лояльность и запуск» — по Акту сдачи (пункты 3.3, 4.1)</w:t>
-            </w:r>
-          </w:p>
-        </w:tc>
-        <w:tc>
-          <w:tcPr>
-            <w:tcW w:type="dxa" w:w="964"/>
-            <w:tcMar>
-              <w:top w:type="dxa" w:w="60"/>
-              <w:left w:type="dxa" w:w="90"/>
-              <w:bottom w:type="dxa" w:w="60"/>
-              <w:right w:type="dxa" w:w="90"/>
-            </w:tcMar>
-          </w:tcPr>
-          <w:p>
-            <w:pPr>
-              <w:spacing w:after="0" w:before="0" w:line="264"/>
-              <w:jc w:val="right"/>
-            </w:pPr>
-            <w:r>
-              <w:rPr>
-                <w:rFonts w:ascii="Arial" w:cs="Arial" w:eastAsia="Arial" w:hAnsi="Arial"/>
-                <w:b w:val="false"/>
-                <w:bCs w:val="false"/>
-                <w:sz w:val="18"/>
-                <w:szCs w:val="18"/>
-              </w:rPr>
-              <w:t xml:space="preserve">45%</w:t>
-            </w:r>
-          </w:p>
-        </w:tc>
-        <w:tc>
-          <w:tcPr>
-            <w:tcW w:type="dxa" w:w="1542"/>
-            <w:tcMar>
-              <w:top w:type="dxa" w:w="60"/>
-              <w:left w:type="dxa" w:w="90"/>
-              <w:bottom w:type="dxa" w:w="60"/>
-              <w:right w:type="dxa" w:w="90"/>
-            </w:tcMar>
-          </w:tcPr>
-          <w:p>
-            <w:pPr>
-              <w:spacing w:after="0" w:before="0" w:line="264"/>
-              <w:jc w:val="right"/>
-            </w:pPr>
-            <w:r>
-              <w:rPr>
-                <w:rFonts w:ascii="Arial" w:cs="Arial" w:eastAsia="Arial" w:hAnsi="Arial"/>
-                <w:b w:val="false"/>
-                <w:bCs w:val="false"/>
-                <w:sz w:val="18"/>
-                <w:szCs w:val="18"/>
-              </w:rPr>
-              <w:t xml:space="preserve">450 000</w:t>
+              <w:t xml:space="preserve">500 000</w:t>
             </w:r>
           </w:p>
         </w:tc>
@@ -1474,7 +1364,7 @@
           <w:sz w:val="20"/>
           <w:szCs w:val="20"/>
         </w:rPr>
-        <w:t xml:space="preserve"> — разделы Р3–Р5.</w:t>
+        <w:t xml:space="preserve"> — разделы Р3–Р5. Приёмка Этапа 1 промежуточная и отдельной оплаты не порождает; окончательный расчёт производится после подписания Акта сдачи (пункт 2.4).</w:t>
       </w:r>
     </w:p>
     <w:p>
@@ -4795,7 +4685,7 @@
                 <w:sz w:val="18"/>
                 <w:szCs w:val="18"/>
               </w:rPr>
-              <w:t xml:space="preserve">Предоплата до начала работ · счёт № KUG-С-2026-01 от 27.10.2026</w:t>
+              <w:t xml:space="preserve">Предоплата 50% до начала работ · счёт № KUG-С-2026-01 от 27.10.2026</w:t>
             </w:r>
           </w:p>
         </w:tc>
@@ -4822,7 +4712,7 @@
                 <w:sz w:val="18"/>
                 <w:szCs w:val="18"/>
               </w:rPr>
-              <w:t xml:space="preserve">10%</w:t>
+              <w:t xml:space="preserve">50%</w:t>
             </w:r>
           </w:p>
         </w:tc>
@@ -4849,7 +4739,7 @@
                 <w:sz w:val="18"/>
                 <w:szCs w:val="18"/>
               </w:rPr>
-              <w:t xml:space="preserve">100 000</w:t>
+              <w:t xml:space="preserve">500 000</w:t>
             </w:r>
           </w:p>
         </w:tc>
@@ -4932,7 +4822,7 @@
                 <w:sz w:val="18"/>
                 <w:szCs w:val="18"/>
               </w:rPr>
-              <w:t xml:space="preserve">Этап 1 «Сайт и кабинет» · Акт утверждения сайта (Р1–Р2)</w:t>
+              <w:t xml:space="preserve">Окончательный расчёт при сдаче · Акт сдачи (все разделы Р1–Р5)</w:t>
             </w:r>
           </w:p>
         </w:tc>
@@ -4959,7 +4849,7 @@
                 <w:sz w:val="18"/>
                 <w:szCs w:val="18"/>
               </w:rPr>
-              <w:t xml:space="preserve">45%</w:t>
+              <w:t xml:space="preserve">50%</w:t>
             </w:r>
           </w:p>
         </w:tc>
@@ -4986,144 +4876,7 @@
                 <w:sz w:val="18"/>
                 <w:szCs w:val="18"/>
               </w:rPr>
-              <w:t xml:space="preserve">450 000</w:t>
-            </w:r>
-          </w:p>
-        </w:tc>
-        <w:tc>
-          <w:tcPr>
-            <w:tcW w:type="dxa" w:w="2313"/>
-            <w:tcMar>
-              <w:top w:type="dxa" w:w="60"/>
-              <w:left w:type="dxa" w:w="90"/>
-              <w:bottom w:type="dxa" w:w="60"/>
-              <w:right w:type="dxa" w:w="90"/>
-            </w:tcMar>
-          </w:tcPr>
-          <w:p>
-            <w:pPr>
-              <w:spacing w:after="0" w:before="0" w:line="264"/>
-              <w:jc w:val="left"/>
-            </w:pPr>
-            <w:r>
-              <w:rPr>
-                <w:rFonts w:ascii="Arial" w:cs="Arial" w:eastAsia="Arial" w:hAnsi="Arial"/>
-                <w:b w:val="false"/>
-                <w:bCs w:val="false"/>
-                <w:sz w:val="18"/>
-                <w:szCs w:val="18"/>
-              </w:rPr>
-              <w:t xml:space="preserve">5 рабочих дней с даты подписания Акта этапа (пункт 4.6)</w:t>
-            </w:r>
-          </w:p>
-        </w:tc>
-      </w:tr>
-      <w:tr>
-        <w:tc>
-          <w:tcPr>
-            <w:tcW w:type="dxa" w:w="578"/>
-            <w:tcMar>
-              <w:top w:type="dxa" w:w="60"/>
-              <w:left w:type="dxa" w:w="90"/>
-              <w:bottom w:type="dxa" w:w="60"/>
-              <w:right w:type="dxa" w:w="90"/>
-            </w:tcMar>
-          </w:tcPr>
-          <w:p>
-            <w:pPr>
-              <w:spacing w:after="0" w:before="0" w:line="264"/>
-              <w:jc w:val="left"/>
-            </w:pPr>
-            <w:r>
-              <w:rPr>
-                <w:rFonts w:ascii="Arial" w:cs="Arial" w:eastAsia="Arial" w:hAnsi="Arial"/>
-                <w:b w:val="false"/>
-                <w:bCs w:val="false"/>
-                <w:sz w:val="18"/>
-                <w:szCs w:val="18"/>
-              </w:rPr>
-              <w:t xml:space="preserve">3</w:t>
-            </w:r>
-          </w:p>
-        </w:tc>
-        <w:tc>
-          <w:tcPr>
-            <w:tcW w:type="dxa" w:w="4241"/>
-            <w:tcMar>
-              <w:top w:type="dxa" w:w="60"/>
-              <w:left w:type="dxa" w:w="90"/>
-              <w:bottom w:type="dxa" w:w="60"/>
-              <w:right w:type="dxa" w:w="90"/>
-            </w:tcMar>
-          </w:tcPr>
-          <w:p>
-            <w:pPr>
-              <w:spacing w:after="0" w:before="0" w:line="264"/>
-              <w:jc w:val="left"/>
-            </w:pPr>
-            <w:r>
-              <w:rPr>
-                <w:rFonts w:ascii="Arial" w:cs="Arial" w:eastAsia="Arial" w:hAnsi="Arial"/>
-                <w:b w:val="false"/>
-                <w:bCs w:val="false"/>
-                <w:sz w:val="18"/>
-                <w:szCs w:val="18"/>
-              </w:rPr>
-              <w:t xml:space="preserve">Этап 2 «CRM, лояльность и запуск» · Акт сдачи (Р3–Р5)</w:t>
-            </w:r>
-          </w:p>
-        </w:tc>
-        <w:tc>
-          <w:tcPr>
-            <w:tcW w:type="dxa" w:w="964"/>
-            <w:tcMar>
-              <w:top w:type="dxa" w:w="60"/>
-              <w:left w:type="dxa" w:w="90"/>
-              <w:bottom w:type="dxa" w:w="60"/>
-              <w:right w:type="dxa" w:w="90"/>
-            </w:tcMar>
-          </w:tcPr>
-          <w:p>
-            <w:pPr>
-              <w:spacing w:after="0" w:before="0" w:line="264"/>
-              <w:jc w:val="right"/>
-            </w:pPr>
-            <w:r>
-              <w:rPr>
-                <w:rFonts w:ascii="Arial" w:cs="Arial" w:eastAsia="Arial" w:hAnsi="Arial"/>
-                <w:b w:val="false"/>
-                <w:bCs w:val="false"/>
-                <w:sz w:val="18"/>
-                <w:szCs w:val="18"/>
-              </w:rPr>
-              <w:t xml:space="preserve">45%</w:t>
-            </w:r>
-          </w:p>
-        </w:tc>
-        <w:tc>
-          <w:tcPr>
-            <w:tcW w:type="dxa" w:w="1542"/>
-            <w:tcMar>
-              <w:top w:type="dxa" w:w="60"/>
-              <w:left w:type="dxa" w:w="90"/>
-              <w:bottom w:type="dxa" w:w="60"/>
-              <w:right w:type="dxa" w:w="90"/>
-            </w:tcMar>
-          </w:tcPr>
-          <w:p>
-            <w:pPr>
-              <w:spacing w:after="0" w:before="0" w:line="264"/>
-              <w:jc w:val="right"/>
-            </w:pPr>
-            <w:r>
-              <w:rPr>
-                <w:rFonts w:ascii="Arial" w:cs="Arial" w:eastAsia="Arial" w:hAnsi="Arial"/>
-                <w:b w:val="false"/>
-                <w:bCs w:val="false"/>
-                <w:sz w:val="18"/>
-                <w:szCs w:val="18"/>
-              </w:rPr>
-              <w:t xml:space="preserve">450 000</w:t>
+              <w:t xml:space="preserve">500 000</w:t>
             </w:r>
           </w:p>
         </w:tc>
